--- a/text/0prologue/prologueENPF.docx
+++ b/text/0prologue/prologueENPF.docx
@@ -49,13 +49,7 @@
     </w:p>
     <w:p>
       <w:r>
-        <w:t>In case this is being read by someone who</w:t>
-      </w:r>
-      <w:r>
-        <w:t xml:space="preserve"> really</w:t>
-      </w:r>
-      <w:r>
-        <w:t xml:space="preserve"> lives in a closed Variant, it’s probably worth explaining what the Delta, the Gates, the Creatures, and the Storms are—not to mention the clip, the n2e interface, and the resonator.</w:t>
+        <w:t>In case this is being read by someone who really lives in a closed Variant, it’s probably worth explaining what the Delta, the Gates, the Creatures, and the Storms are—not to mention the clip, the n2e interface, and the resonator.</w:t>
       </w:r>
     </w:p>
     <w:p>
@@ -63,9 +57,6 @@
         <w:t xml:space="preserve">The Delta—or more precisely, the Delta of Worlds—was formed as the result of what are called </w:t>
       </w:r>
       <w:r>
-        <w:rPr>
-          <w:lang w:val="en-US"/>
-        </w:rPr>
         <w:t>Rifts</w:t>
       </w:r>
       <w:r>
@@ -247,7 +238,13 @@
     </w:p>
     <w:p>
       <w:r>
-        <w:t>Nuggets can vary greatly in size, sometimes reaching hundreds of amphoras. For comparison, an average human being contains roughly five to ten amphoras of Essence.</w:t>
+        <w:t>Nuggets can vary greatly in size, sometimes reaching hundreds of amphoras</w:t>
+      </w:r>
+      <w:r>
+        <w:t xml:space="preserve"> of Essence</w:t>
+      </w:r>
+      <w:r>
+        <w:t>. For comparison, an average human being contains roughly five to ten amphoras.</w:t>
       </w:r>
     </w:p>
     <w:p>
@@ -257,7 +254,13 @@
     </w:p>
     <w:p>
       <w:r>
-        <w:t>At first there were eight Gates. The first appeared on Earth when I was nine years old. The remaining seven emerged within less than a year.</w:t>
+        <w:t xml:space="preserve">At first there were eight Gates. The first appeared on Earth when I was nine years old. The remaining seven emerged </w:t>
+      </w:r>
+      <w:r>
+        <w:t>over the next year or so</w:t>
+      </w:r>
+      <w:r>
+        <w:t>.</w:t>
       </w:r>
     </w:p>
     <w:p>
@@ -713,10 +716,7 @@
         <w:t>Together with ARC and a third organization—</w:t>
       </w:r>
       <w:r>
-        <w:t>the Intervariant Cooperation and Development Agency</w:t>
-      </w:r>
-      <w:r>
-        <w:t xml:space="preserve"> </w:t>
+        <w:t xml:space="preserve">the Intervariant Cooperation and Development Agency </w:t>
       </w:r>
       <w:r>
         <w:t>(</w:t>
@@ -766,18 +766,12 @@
     </w:p>
     <w:p>
       <w:r>
-        <w:t xml:space="preserve">The next day I met many remarkable people. The first of them was Mona, Art’s close friend, an officer of </w:t>
-      </w:r>
-      <w:r>
-        <w:t>ICDA</w:t>
-      </w:r>
-      <w:r>
-        <w:t>, and—as we learned that same morning—the newly appointed head of the working group responsible for interaction with the newly discovered Ninth Variant.</w:t>
-      </w:r>
-    </w:p>
-    <w:p>
-      <w:r>
-        <w:t>And the Ninth Variant turned out to be very different from the other eight.</w:t>
+        <w:t xml:space="preserve">The next day I met many remarkable people. The first of them was Mona, Art’s close friend, an officer of ICDA, and—as we learned that same morning—the newly appointed head of the working group responsible for interaction with the newly discovered Ninth Variant. </w:t>
+      </w:r>
+    </w:p>
+    <w:p>
+      <w:r>
+        <w:t>The Ninth Variant had opened together with the emergence of the Ninth Gate—and it turned out to be very different from the other eight.</w:t>
       </w:r>
     </w:p>
     <w:p>
@@ -829,283 +823,299 @@
         <w:t>afternoon</w:t>
       </w:r>
       <w:r>
-        <w:t xml:space="preserve"> there was an afterparty—the name given to meetings where the results of picking</w:t>
-      </w:r>
-      <w:r>
-        <w:t>s</w:t>
-      </w:r>
-      <w:r>
-        <w:t xml:space="preserve"> and their findings were analyzed.</w:t>
-      </w:r>
-    </w:p>
-    <w:p>
-      <w:r>
-        <w:t>The afterparty devoted to our picking took place in an expanded circle. Besides Art</w:t>
-      </w:r>
-      <w:r>
-        <w:t>,</w:t>
-      </w:r>
-      <w:r>
-        <w:t xml:space="preserve"> me, Mona, and Ellen, it was attended by Manish, head of ARC’s </w:t>
-      </w:r>
-      <w:r>
-        <w:t>analytics</w:t>
-      </w:r>
-      <w:r>
-        <w:t>, and Norton, the director of the Agency.</w:t>
-      </w:r>
-    </w:p>
-    <w:p>
-      <w:r>
-        <w:t>Manish’s analysis of the events surrounding our picking suggested that the most likely explanation was that everything had unfolded around my rather modest person.</w:t>
-      </w:r>
-    </w:p>
-    <w:p>
-      <w:r>
-        <w:t>As it turned out, Ion—one of the Reds who had joined our picnic—had once been a well-known neurocoder. Now he was believed to be a member, or perhaps even one of the leaders, of the Tribe.</w:t>
-      </w:r>
-    </w:p>
-    <w:p>
-      <w:r>
-        <w:t>Taking this into account, Manish suggested that Ion might have become interested in my unusually high contour level and had attempted to abduct me in order to deliver me to the Tribe for some further purpose. I could not help shuddering when I imagined what might have happened if such a plan had succeeded.</w:t>
-      </w:r>
-    </w:p>
-    <w:p>
-      <w:r>
-        <w:t>As a result of the discussion, three decisions were made at that meeting.</w:t>
-      </w:r>
-    </w:p>
-    <w:p>
-      <w:r>
-        <w:t>The first was that I should undergo the full strider training program and afterward take part in the standard first picking internship. However, this internship would only appear to be an ordinary picking expedition. In reality it would be an ambush organized by Norton and Ellen for the Reds who, we suspected, had taken a particular interest in me.</w:t>
-      </w:r>
-    </w:p>
-    <w:p>
-      <w:r>
-        <w:t>The second decision granted Art and me the authority, in the event of extraordinary circumstances, to act according to the demands of the situation—even if that meant violating certain Agency rules and procedures, while of course trying to keep such violations to a minimum.</w:t>
-      </w:r>
-    </w:p>
-    <w:p>
-      <w:r>
-        <w:t>Finally, it was decided that Art would arrange a meeting with Zara. I and Mona would also attend, and during the meeting Art would attempt to obtain from Zara any information that might help us better understand the situation.</w:t>
-      </w:r>
-    </w:p>
-    <w:p>
-      <w:r>
-        <w:t>During the following days I managed to accomplish quite a lot.</w:t>
-      </w:r>
-    </w:p>
-    <w:p>
-      <w:r>
-        <w:t>First, with invaluable assistance from Thomas, ARC’s personnel manager, I formally joined the Agency as an Essence picker and received everything necessary for a normal life and work in the First Variant—including naturalization and a generous compensation package.</w:t>
-      </w:r>
-    </w:p>
-    <w:p>
-      <w:r>
-        <w:t>Second, ARC’s neurocoders—Ian and his team—performed the required uploads for me, including the false memories covering all the Variants of the Delta except, of course, my own Eighth and the mysterious Ninth.</w:t>
-      </w:r>
-    </w:p>
-    <w:p>
-      <w:r>
-        <w:t xml:space="preserve">And third, under Art’s guidance and with his constant support, I began familiarizing myself with the process of </w:t>
-      </w:r>
-      <w:r>
-        <w:t>honing</w:t>
-      </w:r>
-      <w:r>
-        <w:t xml:space="preserve"> professional strider skills: picking, piloting, dodging—a particular technique of irregular </w:t>
-      </w:r>
-      <w:r>
-        <w:lastRenderedPageBreak/>
-        <w:t>movement designed to minimize the chances of being hit by a resonator</w:t>
-      </w:r>
-      <w:r>
-        <w:t>,</w:t>
-      </w:r>
-      <w:r>
-        <w:t>—unarmed control, and resonator handling.</w:t>
-      </w:r>
-    </w:p>
-    <w:p>
-      <w:r>
-        <w:t>Then came the evening when our meeting with Zara was scheduled. The meeting took the form of the four of us sharing dinner at a restaurant.</w:t>
-      </w:r>
-    </w:p>
-    <w:p>
-      <w:r>
-        <w:t>What mattered most to me was that Zara did not seem offended by Art—or by me—because of the somewhat intrusive nature of arranging this meeting, where we would clearly try to learn something from her. On the contrary, she treated me with evident warmth, and that probably explains why I made little effort to hide my feelings toward her during the evening.</w:t>
-      </w:r>
-    </w:p>
-    <w:p>
-      <w:r>
-        <w:t>I was also pleased to see that Zara immediately formed friendly relations not only with Art but also with Mona, whom she had met for the first time that night.</w:t>
-      </w:r>
-    </w:p>
-    <w:p>
-      <w:r>
-        <w:t>Zara spoke a great deal about herself, and what she told us dispelled many of my concerns.</w:t>
-      </w:r>
-    </w:p>
-    <w:p>
-      <w:r>
-        <w:t>As it turned out, she worked in organic botany and naturopathy. In her small studio she created herbal blends and other plant-based mixtures that were successfully presented on well-known platforms dedicated to organic products.</w:t>
-      </w:r>
-    </w:p>
-    <w:p>
-      <w:r>
-        <w:t>Her relationship with Fang and Ion, she said, had been strictly professional. She helped them locate nuggets, while they provided protection in the more dangerous Variants she sometimes visited in order to collect rare plants that could only be found there.</w:t>
-      </w:r>
-    </w:p>
-    <w:p>
-      <w:r>
-        <w:t>She also mentioned that she had run into Fang and Ion just the previous day—apparently by chance. They had shared with her what, among the Reds, was considered important news.</w:t>
-      </w:r>
-    </w:p>
-    <w:p>
-      <w:r>
-        <w:t>It turned out that the contour levels of those who practiced sliding gradually declined over time. Eventually, they would lose the ability to pass through the Gates without artificial Essence injection. And for some reason, the Reds believed that the Creatures were to blame.</w:t>
-      </w:r>
-    </w:p>
-    <w:p>
-      <w:r>
-        <w:t>Then something unexpected happened.</w:t>
-      </w:r>
-    </w:p>
-    <w:p>
-      <w:r>
-        <w:t>When Zara learned that on the day after our previous meeting we had been attacked and that I had fallen into freeze, her mood changed abruptly. She grew dark and thoughtful, and after a long pause—choosing her words carefully—she told us that perhaps our concerns regarding me were not entirely unfounded, and that caution was never a bad idea.</w:t>
-      </w:r>
-    </w:p>
-    <w:p>
-      <w:r>
-        <w:t>Then, quite suddenly, Zara stood up and left.</w:t>
-      </w:r>
-    </w:p>
-    <w:p>
-      <w:r>
-        <w:t>Later that evening I saw a small glider descending onto the landing pad in front of my house. When I opened the door, Zara was standing there.</w:t>
-      </w:r>
-    </w:p>
-    <w:p>
-      <w:r>
-        <w:t>She stayed with me for only one night.</w:t>
-      </w:r>
-    </w:p>
-    <w:p>
-      <w:r>
-        <w:t>When I woke the next morning, she was gone. In my mailbox there was a short message waiting for me:</w:t>
-      </w:r>
-    </w:p>
-    <w:p>
-      <w:r>
-        <w:t>“I’ll return.”</w:t>
-      </w:r>
-    </w:p>
-    <w:p>
-      <w:r>
-        <w:t xml:space="preserve">A few hours later I received a </w:t>
-      </w:r>
-      <w:r>
-        <w:t>call</w:t>
-      </w:r>
-      <w:r>
-        <w:t xml:space="preserve"> for my first picking—my first as a full strider and an employee of ARC.</w:t>
-      </w:r>
-    </w:p>
-    <w:p>
-      <w:r>
-        <w:t>It was my internship picking, which at the same time was the operation devised by Norton and Ellen. Its purpose was to provoke the Reds into aggression, using me as a living bait, and to attempt to capture—or at least identify—those responsible.</w:t>
-      </w:r>
-    </w:p>
-    <w:p>
-      <w:r>
-        <w:t>Art and I flew through the night in his favorite glider, Big Tom, covering nearly twenty thousand kilometers before passing through the Seventh Gate into the Second Variant.</w:t>
-      </w:r>
-    </w:p>
-    <w:p>
-      <w:pPr>
+        <w:t xml:space="preserve"> there was an </w:t>
+      </w:r>
+      <w:r>
         <w:rPr>
           <w:lang w:val="en-US"/>
         </w:rPr>
-      </w:pPr>
-      <w:r>
-        <w:t xml:space="preserve">Historically speaking, the Second Variant stands roughly at the level of our Middle Ages. But unlike our world, many animals that we consider extinct still exist there—creatures such as dragons </w:t>
-      </w:r>
-      <w:r>
-        <w:t>or</w:t>
-      </w:r>
-      <w:r>
-        <w:t xml:space="preserve"> unicorns, which </w:t>
-      </w:r>
-      <w:r>
-        <w:lastRenderedPageBreak/>
-        <w:t>people use as riding animals.</w:t>
+        <w:t>‘</w:t>
+      </w:r>
+      <w:r>
+        <w:t>afterparty</w:t>
       </w:r>
       <w:r>
         <w:rPr>
           <w:lang w:val="en-US"/>
         </w:rPr>
+        <w:t>’</w:t>
+      </w:r>
+      <w:r>
+        <w:t>—the name given to meetings where the results of picking</w:t>
+      </w:r>
+      <w:r>
+        <w:t>s</w:t>
+      </w:r>
+      <w:r>
+        <w:t xml:space="preserve"> and their findings were analyzed.</w:t>
+      </w:r>
+    </w:p>
+    <w:p>
+      <w:r>
+        <w:t>The afterparty devoted to our picking took place in an expanded circle. Besides Art</w:t>
+      </w:r>
+      <w:r>
+        <w:t>,</w:t>
+      </w:r>
+      <w:r>
+        <w:t xml:space="preserve"> me, Mona, and Ellen, it was attended by Manish, head of ARC’s </w:t>
+      </w:r>
+      <w:r>
+        <w:t>analytics</w:t>
+      </w:r>
+      <w:r>
+        <w:t>, and Norton, the director of the Agency.</w:t>
+      </w:r>
+    </w:p>
+    <w:p>
+      <w:r>
+        <w:t>Manish’s analysis of the events surrounding our picking suggested that the most likely explanation was that everything had unfolded around my rather modest person.</w:t>
+      </w:r>
+    </w:p>
+    <w:p>
+      <w:r>
+        <w:t>As it turned out, Ion—one of the Reds who had joined our picnic—had once been a well-known neurocoder. Now he was believed to be a member, or perhaps even one of the leaders, of the Tribe.</w:t>
+      </w:r>
+    </w:p>
+    <w:p>
+      <w:r>
+        <w:t>Taking this into account, Manish suggested that Ion might have become interested in my unusually high contour level and had attempted to abduct me in order to deliver me to the Tribe for some further purpose. I could not help shuddering when I imagined what might have happened if such a plan had succeeded.</w:t>
+      </w:r>
+    </w:p>
+    <w:p>
+      <w:r>
+        <w:t>As a result of the discussion, three decisions were made at that meeting.</w:t>
+      </w:r>
+    </w:p>
+    <w:p>
+      <w:r>
+        <w:t>The first was that I should undergo the full strider training program and afterward take part in the standard first picking internship. However, this internship would only appear to be an ordinary picking expedition. In reality it would be an ambush organized by Norton and Ellen for the Reds who, we suspected, had taken a particular interest in me.</w:t>
+      </w:r>
+    </w:p>
+    <w:p>
+      <w:r>
+        <w:t>The second decision granted Art and me the authority, in the event of extraordinary circumstances, to act according to the demands of the situation—even if that meant violating certain Agency rules and procedures, while of course trying to keep such violations to a minimum.</w:t>
+      </w:r>
+    </w:p>
+    <w:p>
+      <w:r>
+        <w:t>Finally, it was decided that Art would arrange a meeting with Zara. I and Mona would also attend, and during the meeting Art would attempt to obtain from Zara any information that might help us better understand the situation.</w:t>
+      </w:r>
+    </w:p>
+    <w:p>
+      <w:r>
+        <w:t>During the following days I managed to accomplish quite a lot.</w:t>
+      </w:r>
+    </w:p>
+    <w:p>
+      <w:r>
+        <w:t>First, with invaluable assistance from Thomas, ARC’s personnel manager, I formally joined the Agency as an Essence picker and received everything necessary for a normal life and work in the First Variant—including naturalization and a generous compensation package.</w:t>
+      </w:r>
+    </w:p>
+    <w:p>
+      <w:r>
+        <w:t xml:space="preserve">Second, ARC’s neurocoders—Ian and his team—performed the required </w:t>
+      </w:r>
+      <w:r>
+        <w:t>down</w:t>
+      </w:r>
+      <w:r>
+        <w:t>loads for me, including the false memories covering all the Variants of the Delta except, of course, my own Eighth and the mysterious Ninth.</w:t>
+      </w:r>
+    </w:p>
+    <w:p>
+      <w:r>
+        <w:lastRenderedPageBreak/>
+        <w:t xml:space="preserve">And third, under Art’s guidance and with his constant support, I began familiarizing myself with the process of </w:t>
+      </w:r>
+      <w:r>
+        <w:t>honing</w:t>
+      </w:r>
+      <w:r>
+        <w:t xml:space="preserve"> professional strider skills: picking, piloting, dodging—a particular technique of irregular movement designed to minimize the chances of being hit by a resonator</w:t>
+      </w:r>
+      <w:r>
+        <w:t>,</w:t>
+      </w:r>
+      <w:r>
+        <w:t>—unarmed control, and resonator handling.</w:t>
+      </w:r>
+    </w:p>
+    <w:p>
+      <w:r>
+        <w:t>Then came the evening when our meeting with Zara was scheduled. The meeting took the form of the four of us sharing dinner at a restaurant.</w:t>
+      </w:r>
+    </w:p>
+    <w:p>
+      <w:r>
+        <w:t>What mattered most to me was that Zara did not seem offended by Art—or by me—because of the somewhat intrusive nature of arranging this meeting, where we would clearly try to learn something from her. On the contrary, she treated me with evident warmth, and that probably explains why I made little effort to hide my feelings toward her during the evening.</w:t>
+      </w:r>
+    </w:p>
+    <w:p>
+      <w:r>
+        <w:t>I was also pleased to see that Zara immediately formed friendly relations not only with Art but also with Mona, whom she had met for the first time that night.</w:t>
+      </w:r>
+    </w:p>
+    <w:p>
+      <w:r>
+        <w:t>Zara spoke a great deal about herself, and what she told us dispelled many of my concerns.</w:t>
+      </w:r>
+    </w:p>
+    <w:p>
+      <w:r>
+        <w:t>As it turned out, she worked in organic botany and naturopathy. In her small studio she created herbal blends and other plant-based mixtures that were successfully presented on well-known platforms dedicated to organic products.</w:t>
+      </w:r>
+    </w:p>
+    <w:p>
+      <w:r>
+        <w:t>Her relationship with Fang and Ion, she said, had been strictly professional. She helped them locate nuggets, while they provided protection in the more dangerous Variants she sometimes visited in order to collect rare plants that could only be found there.</w:t>
+      </w:r>
+    </w:p>
+    <w:p>
+      <w:r>
+        <w:t>She also mentioned that she had run into Fang and Ion just the previous day—apparently by chance. They had shared with her what, among the Reds, was considered important news.</w:t>
+      </w:r>
+    </w:p>
+    <w:p>
+      <w:r>
+        <w:t>It turned out that the contour levels of those who practiced sliding gradually declined over time. Eventually, they would lose the ability to pass through the Gates without artificial Essence injection. And for some reason, the Reds believed that the Creatures were to blame.</w:t>
+      </w:r>
+    </w:p>
+    <w:p>
+      <w:r>
+        <w:t>Then something unexpected happened.</w:t>
+      </w:r>
+    </w:p>
+    <w:p>
+      <w:r>
+        <w:t>When Zara learned that on the day after our previous meeting we had been attacked and that I had fallen into freeze, her mood changed abruptly. She grew dark and thoughtful, and after a long pause—choosing her words carefully—she told us that perhaps our concerns regarding me were not entirely unfounded, and that caution was never a bad idea.</w:t>
+      </w:r>
+    </w:p>
+    <w:p>
+      <w:r>
+        <w:t>Then, quite suddenly, Zara stood up and left.</w:t>
+      </w:r>
+    </w:p>
+    <w:p>
+      <w:r>
+        <w:t>Later that evening I saw a small glider descending onto the landing pad in front of my house. When I opened the door, Zara was standing there.</w:t>
+      </w:r>
+    </w:p>
+    <w:p>
+      <w:r>
+        <w:t>She stayed with me for only one night.</w:t>
+      </w:r>
+    </w:p>
+    <w:p>
+      <w:r>
+        <w:t>When I woke the next morning, she was gone. In my mailbox there was a short message waiting for me:</w:t>
+      </w:r>
+    </w:p>
+    <w:p>
+      <w:r>
+        <w:t>“I’ll return.”</w:t>
+      </w:r>
+    </w:p>
+    <w:p>
+      <w:r>
+        <w:t xml:space="preserve">A few hours later I received a </w:t>
+      </w:r>
+      <w:r>
+        <w:t>call</w:t>
+      </w:r>
+      <w:r>
+        <w:t xml:space="preserve"> for my first picking—my first as a full strider and an employee of ARC.</w:t>
+      </w:r>
+    </w:p>
+    <w:p>
+      <w:r>
+        <w:t>It was my internship picking, which at the same time was the operation devised by Norton and Ellen. Its purpose was to provoke the Reds into aggression, using me as a living bait, and to attempt to capture—or at least identify—those responsible.</w:t>
+      </w:r>
+    </w:p>
+    <w:p>
+      <w:r>
+        <w:t xml:space="preserve">Art and I flew through the night in his favorite glider, Big Tom, covering nearly </w:t>
+      </w:r>
+      <w:r>
+        <w:t>nine</w:t>
+      </w:r>
+      <w:r>
+        <w:t xml:space="preserve"> thousand kilometers before passing through the Seventh Gate into the Second Variant.</w:t>
+      </w:r>
+    </w:p>
+    <w:p>
+      <w:r>
+        <w:lastRenderedPageBreak/>
+        <w:t xml:space="preserve">Historically speaking, the Second Variant stands roughly at the level of our Middle Ages. But unlike our world, many animals that we consider extinct still exist there—creatures such as dragons </w:t>
+      </w:r>
+      <w:r>
+        <w:t>or</w:t>
+      </w:r>
+      <w:r>
+        <w:t xml:space="preserve"> unicorns, which people use as riding animals.</w:t>
+      </w:r>
+      <w:r>
         <w:t xml:space="preserve"> </w:t>
       </w:r>
       <w:r>
-        <w:rPr>
-          <w:lang w:val="en-US"/>
-        </w:rPr>
         <w:t xml:space="preserve">And riding them isn’t always easy. </w:t>
       </w:r>
       <w:r>
-        <w:rPr>
-          <w:lang w:val="en-US"/>
-        </w:rPr>
         <w:t>In particular, in order to</w:t>
       </w:r>
       <w:r>
-        <w:rPr>
-          <w:lang w:val="en-US"/>
-        </w:rPr>
         <w:t xml:space="preserve"> be able to</w:t>
       </w:r>
       <w:r>
-        <w:rPr>
-          <w:lang w:val="en-US"/>
-        </w:rPr>
         <w:t xml:space="preserve"> ride a dragon, one must ‘saddle’ it first, and th</w:t>
       </w:r>
       <w:r>
-        <w:rPr>
-          <w:lang w:val="en-US"/>
-        </w:rPr>
         <w:t>is</w:t>
       </w:r>
       <w:r>
-        <w:rPr>
-          <w:lang w:val="en-US"/>
-        </w:rPr>
         <w:t xml:space="preserve"> task</w:t>
       </w:r>
       <w:r>
-        <w:rPr>
-          <w:lang w:val="en-US"/>
-        </w:rPr>
         <w:t>, being quite dangerous,</w:t>
       </w:r>
       <w:r>
-        <w:rPr>
-          <w:lang w:val="en-US"/>
-        </w:rPr>
         <w:t xml:space="preserve"> was something only brave and prepared people could accomplish.</w:t>
       </w:r>
     </w:p>
     <w:p>
       <w:r>
-        <w:t>Even more remarkable, several peoples that in our world are considered purely mythical still live there—dwarves, elves, and orcs.</w:t>
-      </w:r>
-    </w:p>
-    <w:p>
-      <w:r>
-        <w:rPr>
-          <w:lang w:val="en-US"/>
-        </w:rPr>
+        <w:t>Even more remarkable, peoples that in our world are considered purely mythical</w:t>
+      </w:r>
+      <w:r>
+        <w:t>—</w:t>
+      </w:r>
+      <w:r>
+        <w:t xml:space="preserve">such as </w:t>
+      </w:r>
+      <w:r>
+        <w:t>dwarves, elves</w:t>
+      </w:r>
+      <w:r>
+        <w:t xml:space="preserve"> and</w:t>
+      </w:r>
+      <w:r>
+        <w:t xml:space="preserve"> orcs</w:t>
+      </w:r>
+      <w:r>
+        <w:t>—</w:t>
+      </w:r>
+      <w:r>
+        <w:t>still live there</w:t>
+      </w:r>
+      <w:r>
+        <w:t xml:space="preserve"> as well</w:t>
+      </w:r>
+      <w:r>
+        <w:t>.</w:t>
+      </w:r>
+    </w:p>
+    <w:p>
+      <w:r>
         <w:t>Witchcraft</w:t>
       </w:r>
       <w:r>
@@ -1127,13 +1137,6 @@
       <w:r>
         <w:t>dragons.</w:t>
       </w:r>
-    </w:p>
-    <w:p>
-      <w:pPr>
-        <w:rPr>
-          <w:lang w:val="ru-RU"/>
-        </w:rPr>
-      </w:pPr>
     </w:p>
     <w:sectPr>
       <w:pgSz w:w="11906" w:h="16838"/>
@@ -1752,7 +1755,6 @@
   <w:style w:type="character" w:default="1" w:styleId="DefaultParagraphFont">
     <w:name w:val="Default Paragraph Font"/>
     <w:uiPriority w:val="1"/>
-    <w:semiHidden/>
     <w:unhideWhenUsed/>
   </w:style>
   <w:style w:type="table" w:default="1" w:styleId="TableNormal">
